--- a/samples/modeles-officiels/output/lu-et-retenu-exemple-modeles-officiels/2-corrige-et-passages-cites.docx
+++ b/samples/modeles-officiels/output/lu-et-retenu-exemple-modeles-officiels/2-corrige-et-passages-cites.docx
@@ -23,7 +23,7 @@
         <w:t xml:space="preserve">Réservé à la personne qui corrige</w:t>
       </w:r>
       <w:r>
-        <w:t xml:space="preserve"> · commande exemple-modeles-officiels, 14/10/2026</w:t>
+        <w:t xml:space="preserve"> · commande exemple-modeles-officiels, 16/10/2026</w:t>
       </w:r>
     </w:p>
     <w:p>
@@ -215,7 +215,7 @@
           </w:tcPr>
           <w:p>
             <w:r>
-              <w:t xml:space="preserve">d) de façon répétée</w:t>
+              <w:t xml:space="preserve">d) Un nom et un numéro de téléphone</w:t>
             </w:r>
           </w:p>
         </w:tc>
@@ -347,7 +347,7 @@
           </w:tcPr>
           <w:p>
             <w:r>
-              <w:t xml:space="preserve">grave</w:t>
+              <w:t xml:space="preserve">d) Quatre</w:t>
             </w:r>
           </w:p>
         </w:tc>
@@ -413,7 +413,7 @@
           </w:tcPr>
           <w:p>
             <w:r>
-              <w:t xml:space="preserve">b) Deux ans d’emprisonnement et 30 000 € d’amende</w:t>
+              <w:t xml:space="preserve">b) Le référent harcèlement du CSE</w:t>
             </w:r>
           </w:p>
         </w:tc>
@@ -479,7 +479,7 @@
           </w:tcPr>
           <w:p>
             <w:r>
-              <w:t xml:space="preserve">c) L’auteur abuse de l’autorité que lui confèrent ses fonctions</w:t>
+              <w:t xml:space="preserve">c) Agent de contrôle compétent</w:t>
             </w:r>
           </w:p>
         </w:tc>
@@ -545,7 +545,7 @@
           </w:tcPr>
           <w:p>
             <w:r>
-              <w:t xml:space="preserve">c) Le Défenseur des droits</w:t>
+              <w:t xml:space="preserve">c) Le médecin du travail / service de santé au travail</w:t>
             </w:r>
           </w:p>
         </w:tc>
@@ -611,7 +611,7 @@
           </w:tcPr>
           <w:p>
             <w:r>
-              <w:t xml:space="preserve">250</w:t>
+              <w:t xml:space="preserve">renseignements (accepté aussi : renseignement)</w:t>
             </w:r>
           </w:p>
         </w:tc>
@@ -677,7 +677,7 @@
           </w:tcPr>
           <w:p>
             <w:r>
-              <w:t xml:space="preserve">c) Le conseil de prud’hommes</w:t>
+              <w:t xml:space="preserve">c) Saisir le conseil de prud’hommes pour manquement de l’employeur</w:t>
             </w:r>
           </w:p>
         </w:tc>
@@ -743,7 +743,7 @@
           </w:tcPr>
           <w:p>
             <w:r>
-              <w:t xml:space="preserve">b) À l’informer des règles et conditions essentielles d’exercice de ses fonctions</w:t>
+              <w:t xml:space="preserve">b) Un document unique</w:t>
             </w:r>
           </w:p>
         </w:tc>
@@ -809,7 +809,7 @@
           </w:tcPr>
           <w:p>
             <w:r>
-              <w:t xml:space="preserve">b) Celle décidée par le salarié comme celle décidée par l’employeur</w:t>
+              <w:t xml:space="preserve">b) Celui de la rupture à l’initiative du salarié</w:t>
             </w:r>
           </w:p>
         </w:tc>
@@ -875,7 +875,7 @@
           </w:tcPr>
           <w:p>
             <w:r>
-              <w:t xml:space="preserve">obligation</w:t>
+              <w:t xml:space="preserve">XX</w:t>
             </w:r>
           </w:p>
         </w:tc>
@@ -941,7 +941,7 @@
           </w:tcPr>
           <w:p>
             <w:r>
-              <w:t xml:space="preserve">d) L’autorisation préalable de l’inspecteur du travail</w:t>
+              <w:t xml:space="preserve">d) Un mandat non visé dans le Code du travail</w:t>
             </w:r>
           </w:p>
         </w:tc>
@@ -1007,7 +1007,7 @@
           </w:tcPr>
           <w:p>
             <w:r>
-              <w:t xml:space="preserve">d) Le certificat de travail</w:t>
+              <w:t xml:space="preserve">b) Trois fois</w:t>
             </w:r>
           </w:p>
         </w:tc>
@@ -1073,7 +1073,7 @@
           </w:tcPr>
           <w:p>
             <w:r>
-              <w:t xml:space="preserve">douze</w:t>
+              <w:t xml:space="preserve">dix (accepté aussi : X, 10)</w:t>
             </w:r>
           </w:p>
         </w:tc>
@@ -1089,7 +1089,7 @@
           </w:tcPr>
           <w:p>
             <w:r>
-              <w:t xml:space="preserve">modele-informations-principales-relation-de-travail.pdf, p. 3</w:t>
+              <w:t xml:space="preserve">modele-informations-principales-relation-de-travail.pdf, p. 2</w:t>
             </w:r>
           </w:p>
         </w:tc>
@@ -1139,7 +1139,7 @@
           </w:tcPr>
           <w:p>
             <w:r>
-              <w:t xml:space="preserve">c) Chacun séparément</w:t>
+              <w:t xml:space="preserve">c) Au salarié en contrat de travail intermittent</w:t>
             </w:r>
           </w:p>
         </w:tc>
@@ -1253,15 +1253,15 @@
         <w:t xml:space="preserve">1.</w:t>
       </w:r>
       <w:r>
-        <w:t xml:space="preserve"> « Le harcèlement sexuel est le fait d'imposer à une personne, de façon répétée, des propos ou comportements à connotation sexuelle ou sexiste » (modele-affichage-harcelement-sexuel.pdf, p. 1)</w:t>
-      </w:r>
-    </w:p>
-    <w:p>
-      <w:pPr>
-        <w:spacing w:after="120"/>
-      </w:pPr>
-      <w:r>
-        <w:t xml:space="preserve">Si la réponse est fausse : Relire le I : la répétition, ou l’atteinte à la dignité, ou la situation intimidante, hostile ou offensante.</w:t>
+        <w:t xml:space="preserve"> « Le médecin du travail / service de santé au travail Nom : ........................................... Tél. : » (modele-affichage-harcelement-sexuel.pdf, p. 1)</w:t>
+      </w:r>
+    </w:p>
+    <w:p>
+      <w:pPr>
+        <w:spacing w:after="120"/>
+      </w:pPr>
+      <w:r>
+        <w:t xml:space="preserve">Si la réponse est fausse : Sous le médecin du travail, l’inspection du travail et les deux référents, l’affiche laisse deux lignes à remplir : « Nom » et « Tél. ».</w:t>
       </w:r>
     </w:p>
     <w:p>
@@ -1299,15 +1299,15 @@
         <w:t xml:space="preserve">3.</w:t>
       </w:r>
       <w:r>
-        <w:t xml:space="preserve"> « Est assimilé au harcèlement sexuel le fait, même non répété, d'user de toute forme de pression grave dans le but réel ou apparent d'obtenir un acte de nature sexuelle » (modele-affichage-harcelement-sexuel.pdf, p. 1)</w:t>
-      </w:r>
-    </w:p>
-    <w:p>
-      <w:pPr>
-        <w:spacing w:after="120"/>
-      </w:pPr>
-      <w:r>
-        <w:t xml:space="preserve">Si la réponse est fausse : Relire le II : un seul acte suffit dans ce cas.</w:t>
+        <w:t xml:space="preserve"> « Pour des renseignements ou être accompagné dans vos démarches, vous pouvez contacter : » (modele-affichage-harcelement-sexuel.pdf, p. 1)</w:t>
+      </w:r>
+    </w:p>
+    <w:p>
+      <w:pPr>
+        <w:spacing w:after="120"/>
+      </w:pPr>
+      <w:r>
+        <w:t xml:space="preserve">Si la réponse est fausse : Quatre contacts ont des lignes « Nom / Tél. » à remplir par l’employeur : le médecin du travail, l’inspection du travail et les deux référents ; seul le Défenseur des droits a son numéro et son adresse imprimés.</w:t>
       </w:r>
     </w:p>
     <w:p>
@@ -1322,15 +1322,15 @@
         <w:t xml:space="preserve">4.</w:t>
       </w:r>
       <w:r>
-        <w:t xml:space="preserve"> « Les faits mentionnés aux I et II sont punis de deux ans d'emprisonnement et de 30 000 € d'amende. » (modele-affichage-harcelement-sexuel.pdf, p. 1)</w:t>
-      </w:r>
-    </w:p>
-    <w:p>
-      <w:pPr>
-        <w:spacing w:after="120"/>
-      </w:pPr>
-      <w:r>
-        <w:t xml:space="preserve">Si la réponse est fausse : Relire le III, premier alinéa.</w:t>
+        <w:t xml:space="preserve"> « Le référent « lutte contre le harcèlement sexuel et les agissements sexistes » du Comité social et économique (Si votre entreprise est doté d’un CSE – article L. 2314-1 du code du travail) » (modele-affichage-harcelement-sexuel.pdf, p. 1)</w:t>
+      </w:r>
+    </w:p>
+    <w:p>
+      <w:pPr>
+        <w:spacing w:after="120"/>
+      </w:pPr>
+      <w:r>
+        <w:t xml:space="preserve">Si la réponse est fausse : Ordre des contacts : médecin du travail, inspection du travail, Défenseur des droits, référent de l’entreprise, référent du CSE, puis « Pour agir en justice ».</w:t>
       </w:r>
     </w:p>
     <w:p>
@@ -1345,15 +1345,15 @@
         <w:t xml:space="preserve">5.</w:t>
       </w:r>
       <w:r>
-        <w:t xml:space="preserve"> « Par une personne qui abuse de l'autorité que lui confèrent ses fonctions » (modele-affichage-harcelement-sexuel.pdf, p. 1)</w:t>
-      </w:r>
-    </w:p>
-    <w:p>
-      <w:pPr>
-        <w:spacing w:after="120"/>
-      </w:pPr>
-      <w:r>
-        <w:t xml:space="preserve">Si la réponse est fausse : Relire la liste des huit circonstances qui portent la peine à trois ans et 45 000 €.</w:t>
+        <w:t xml:space="preserve"> « L’inspection du travail (agent de contrôle compétent) Nom : ........................................... Tél. : » (modele-affichage-harcelement-sexuel.pdf, p. 1)</w:t>
+      </w:r>
+    </w:p>
+    <w:p>
+      <w:pPr>
+        <w:spacing w:after="120"/>
+      </w:pPr>
+      <w:r>
+        <w:t xml:space="preserve">Si la réponse est fausse : Pour l’inspection du travail, le nom et le téléphone à indiquer sont ceux de l’agent de contrôle compétent pour l’établissement.</w:t>
       </w:r>
     </w:p>
     <w:p>
@@ -1368,15 +1368,15 @@
         <w:t xml:space="preserve">6.</w:t>
       </w:r>
       <w:r>
-        <w:t xml:space="preserve"> « Le Défenseur des droits: 09.69.39.00.00 » (modele-affichage-harcelement-sexuel.pdf, p. 1)</w:t>
-      </w:r>
-    </w:p>
-    <w:p>
-      <w:pPr>
-        <w:spacing w:after="120"/>
-      </w:pPr>
-      <w:r>
-        <w:t xml:space="preserve">Si la réponse est fausse : Les autres contacts (médecin du travail, inspection du travail, référents) sont à compléter par l’employeur sur l’affiche.</w:t>
+        <w:t xml:space="preserve"> « Le médecin du travail / service de santé au travail » (modele-affichage-harcelement-sexuel.pdf, p. 1)</w:t>
+      </w:r>
+    </w:p>
+    <w:p>
+      <w:pPr>
+        <w:spacing w:after="120"/>
+      </w:pPr>
+      <w:r>
+        <w:t xml:space="preserve">Si la réponse est fausse : Ordre de l’affiche : médecin du travail, inspection du travail, Défenseur des droits, référent de l’entreprise, référent du CSE.</w:t>
       </w:r>
     </w:p>
     <w:p>
@@ -1391,15 +1391,15 @@
         <w:t xml:space="preserve">7.</w:t>
       </w:r>
       <w:r>
-        <w:t xml:space="preserve"> « Obligation pour les entreprises d’au moins 250 salariés » (modele-affichage-harcelement-sexuel.pdf, p. 1)</w:t>
-      </w:r>
-    </w:p>
-    <w:p>
-      <w:pPr>
-        <w:spacing w:after="120"/>
-      </w:pPr>
-      <w:r>
-        <w:t xml:space="preserve">Si la réponse est fausse : Le référent du CSE existe, lui, dès que l’entreprise a un CSE.</w:t>
+        <w:t xml:space="preserve"> « Pour des renseignements ou être accompagné dans vos démarches, vous pouvez contacter : » (modele-affichage-harcelement-sexuel.pdf, p. 1)</w:t>
+      </w:r>
+    </w:p>
+    <w:p>
+      <w:pPr>
+        <w:spacing w:after="120"/>
+      </w:pPr>
+      <w:r>
+        <w:t xml:space="preserve">Si la réponse est fausse : Relire la phrase qui ouvre la liste : on peut appeler ces contacts pour se renseigner, sans engager de démarche.</w:t>
       </w:r>
     </w:p>
     <w:p>
@@ -1414,15 +1414,15 @@
         <w:t xml:space="preserve">8.</w:t>
       </w:r>
       <w:r>
-        <w:t xml:space="preserve"> « Saisir le Conseil des prud’hommes pour manquement de l’employeur à ses obligations » (modele-affichage-harcelement-sexuel.pdf, p. 1)</w:t>
-      </w:r>
-    </w:p>
-    <w:p>
-      <w:pPr>
-        <w:spacing w:after="120"/>
-      </w:pPr>
-      <w:r>
-        <w:t xml:space="preserve">Si la réponse est fausse : La plainte contre l’auteur, elle, se dépose au commissariat, à la gendarmerie ou auprès du procureur.</w:t>
+        <w:t xml:space="preserve"> « Pour agir en justice, Vous pouvez : • Saisir le Conseil des prud’hommes pour manquement de l’employeur à ses obligations » (modele-affichage-harcelement-sexuel.pdf, p. 1)</w:t>
+      </w:r>
+    </w:p>
+    <w:p>
+      <w:pPr>
+        <w:spacing w:after="120"/>
+      </w:pPr>
+      <w:r>
+        <w:t xml:space="preserve">Si la réponse est fausse : L’affiche cite d’abord les prud’hommes, puis la plainte (commissariat, gendarmerie, ou lettre au procureur).</w:t>
       </w:r>
     </w:p>
     <w:p>
@@ -1437,15 +1437,15 @@
         <w:t xml:space="preserve">9.</w:t>
       </w:r>
       <w:r>
-        <w:t xml:space="preserve"> « Le présent document vous est remis pour vous informer des règles et conditions essentielles d'exercice de vos fonctions » (modele-informations-principales-relation-de-travail.pdf, p. 1)</w:t>
-      </w:r>
-    </w:p>
-    <w:p>
-      <w:pPr>
-        <w:spacing w:after="120"/>
-      </w:pPr>
-      <w:r>
-        <w:t xml:space="preserve">Si la réponse est fausse : Il informe ; il ne remplace pas le contrat.</w:t>
+        <w:t xml:space="preserve"> « INFORMATIONS PRINCIPALES RELATIVES À LA RELATION DE TRAVAIL DELIVRÉES AU SALARIÉ (document unique) » (modele-informations-principales-relation-de-travail.pdf, p. 1)</w:t>
+      </w:r>
+    </w:p>
+    <w:p>
+      <w:pPr>
+        <w:spacing w:after="120"/>
+      </w:pPr>
+      <w:r>
+        <w:t xml:space="preserve">Si la réponse est fausse : Relire le titre : toutes les informations sont réunies dans un document unique.</w:t>
       </w:r>
     </w:p>
     <w:p>
@@ -1468,7 +1468,7 @@
         <w:spacing w:after="120"/>
       </w:pPr>
       <w:r>
-        <w:t xml:space="preserve">Si la réponse est fausse : Relire la fin du VII : deux délais, un par partie (pages 1 et 2).</w:t>
+        <w:t xml:space="preserve">Si la réponse est fausse : Relire la fin du VII : délai du salarié (page 1), puis délai de l’employeur (page 2).</w:t>
       </w:r>
     </w:p>
     <w:p>
@@ -1483,15 +1483,15 @@
         <w:t xml:space="preserve">11.</w:t>
       </w:r>
       <w:r>
-        <w:t xml:space="preserve"> « Actions mises en œuvre ou prévues par l'employeur au titre de son obligation en matière de formation » (modele-informations-principales-relation-de-travail.pdf, p. 2)</w:t>
-      </w:r>
-    </w:p>
-    <w:p>
-      <w:pPr>
-        <w:spacing w:after="120"/>
-      </w:pPr>
-      <w:r>
-        <w:t xml:space="preserve">Si la réponse est fausse : Relire le VIII : l’employeur y liste les actions prévues.</w:t>
+        <w:t xml:space="preserve"> « conformément à l'article L. 6321-1 du Code du travail : « XX » » (modele-informations-principales-relation-de-travail.pdf, p. 2)</w:t>
+      </w:r>
+    </w:p>
+    <w:p>
+      <w:pPr>
+        <w:spacing w:after="120"/>
+      </w:pPr>
+      <w:r>
+        <w:t xml:space="preserve">Si la réponse est fausse : Relire le VIII : « XX » est la case que l’employeur remplit avec ses actions de formation.</w:t>
       </w:r>
     </w:p>
     <w:p>
@@ -1506,15 +1506,15 @@
         <w:t xml:space="preserve">12.</w:t>
       </w:r>
       <w:r>
-        <w:t xml:space="preserve"> « est soumise à l’autorisation préalable de l’inspecteur du travail » (modele-informations-principales-relation-de-travail.pdf, p. 3)</w:t>
-      </w:r>
-    </w:p>
-    <w:p>
-      <w:pPr>
-        <w:spacing w:after="120"/>
-      </w:pPr>
-      <w:r>
-        <w:t xml:space="preserve">Si la réponse est fausse : Relire les paragraphes sur les mandats internes et externes (X).</w:t>
+        <w:t xml:space="preserve"> « Ces modalités relatives à la communication de la procédure adéquate s’appliquent si le salarié bénéficie du statut protecteur au titre d’un mandat non visé dans le Code du travail. » (modele-informations-principales-relation-de-travail.pdf, p. 3)</w:t>
+      </w:r>
+    </w:p>
+    <w:p>
+      <w:pPr>
+        <w:spacing w:after="120"/>
+      </w:pPr>
+      <w:r>
+        <w:t xml:space="preserve">Si la réponse est fausse : Relire la fin des paragraphes sur le statut protecteur (X).</w:t>
       </w:r>
     </w:p>
     <w:p>
@@ -1529,15 +1529,15 @@
         <w:t xml:space="preserve">13.</w:t>
       </w:r>
       <w:r>
-        <w:t xml:space="preserve"> « Documents de fin de contrat que doit remettre l'employeur au salarié lors de la rupture du contrat : certificat de travail » (modele-informations-principales-relation-de-travail.pdf, p. 3)</w:t>
-      </w:r>
-    </w:p>
-    <w:p>
-      <w:pPr>
-        <w:spacing w:after="120"/>
-      </w:pPr>
-      <w:r>
-        <w:t xml:space="preserve">Si la réponse est fausse : Les trois documents : certificat de travail, reçu pour solde de tout compte, attestation d’assurance chômage.</w:t>
+        <w:t xml:space="preserve"> « Documents de fin de contrat que doit remettre l'employeur au salarié lors de la rupture du contrat » (modele-informations-principales-relation-de-travail.pdf, p. 3)</w:t>
+      </w:r>
+    </w:p>
+    <w:p>
+      <w:pPr>
+        <w:spacing w:after="120"/>
+      </w:pPr>
+      <w:r>
+        <w:t xml:space="preserve">Si la réponse est fausse : Elle revient dans chaque option : CDI, CDD et contrat d’apprentissage (pages 3 et 4).</w:t>
       </w:r>
     </w:p>
     <w:p>
@@ -1552,15 +1552,15 @@
         <w:t xml:space="preserve">14.</w:t>
       </w:r>
       <w:r>
-        <w:t xml:space="preserve"> « dispose d'un délai de douze mois à compter de la notification de la rupture du contrat de travail » (modele-informations-principales-relation-de-travail.pdf, p. 3)</w:t>
-      </w:r>
-    </w:p>
-    <w:p>
-      <w:pPr>
-        <w:spacing w:after="120"/>
-      </w:pPr>
-      <w:r>
-        <w:t xml:space="preserve">Si la réponse est fausse : Le délai part de la notification de la rupture.</w:t>
+        <w:t xml:space="preserve"> « X. - Rupture du contrat (Option 1 – Si le salarié est en contrat à durée indéterminée) » (modele-informations-principales-relation-de-travail.pdf, p. 2)</w:t>
+      </w:r>
+    </w:p>
+    <w:p>
+      <w:pPr>
+        <w:spacing w:after="120"/>
+      </w:pPr>
+      <w:r>
+        <w:t xml:space="preserve">Si la réponse est fausse : Le paragraphe « Recours du salarié » (douze mois à compter de la notification) est dans la partie X, Rupture du contrat, option 1 CDI (page 3) : il n’est pas repris dans les options CDD et apprentissage.</w:t>
       </w:r>
     </w:p>
     <w:p>
@@ -1575,15 +1575,15 @@
         <w:t xml:space="preserve">15.</w:t>
       </w:r>
       <w:r>
-        <w:t xml:space="preserve"> « Éléments constitutifs de la rémunération à indiquer séparément » (modele-informations-principales-relation-de-travail.pdf, p. 4)</w:t>
-      </w:r>
-    </w:p>
-    <w:p>
-      <w:pPr>
-        <w:spacing w:after="120"/>
-      </w:pPr>
-      <w:r>
-        <w:t xml:space="preserve">Si la réponse est fausse : Salaire de base, avantages en nature, primes, majorations : chaque élément a sa ligne.</w:t>
+        <w:t xml:space="preserve"> « (Option 3 – Le salarié est en contrat de travail intermittent) » (modele-informations-principales-relation-de-travail.pdf, p. 4)</w:t>
+      </w:r>
+    </w:p>
+    <w:p>
+      <w:pPr>
+        <w:spacing w:after="120"/>
+      </w:pPr>
+      <w:r>
+        <w:t xml:space="preserve">Si la réponse est fausse : Relire le XI : option 1 mensualisé, option 2 non-mensualisé, option 3 contrat intermittent.</w:t>
       </w:r>
     </w:p>
     <w:p>
